--- a/templates/_Cession/Annonce-Legale-Cession_Template.docx
+++ b/templates/_Cession/Annonce-Legale-Cession_Template.docx
@@ -15,7 +15,7 @@
           <w:b/>
           <w:sz w:val="28"/>
         </w:rPr>
-        <w:t>ANNONCE LEGALE - CESSION DE PARTS</w:t>
+        <w:t>ANNONCE LEGALE - CESSION DE PARTS SOCIALES</w:t>
       </w:r>
     </w:p>
     <w:p>
@@ -44,7 +44,7 @@
         <w:rPr>
           <w:sz w:val="22"/>
         </w:rPr>
-        <w:t>CESSION DE PARTS SOCIALES</w:t>
+        <w:t/>
       </w:r>
     </w:p>
     <w:p>
@@ -76,7 +76,7 @@
         <w:rPr>
           <w:sz w:val="22"/>
         </w:rPr>
-        <w:t>Capital social : {{ SOCIETE_CAPITAL }} DH</w:t>
+        <w:t>Capital social : {{ SOCIETE_CAPITAL }} DHS</w:t>
       </w:r>
     </w:p>
     <w:p>
@@ -116,31 +116,31 @@
         <w:rPr>
           <w:sz w:val="22"/>
         </w:rPr>
-        <w:t>Aux termes d'un acte en date du {{ CESSION_DATE }},</w:t>
-      </w:r>
-    </w:p>
-    <w:p>
-      <w:r>
-        <w:rPr>
-          <w:sz w:val="22"/>
-        </w:rPr>
-        <w:t>{{ CEDANT_NOM_COMPLET }} a cede a {{ CESSIONNAIRE_NOM_COMPLET }}</w:t>
-      </w:r>
-    </w:p>
-    <w:p>
-      <w:r>
-        <w:rPr>
-          <w:sz w:val="22"/>
-        </w:rPr>
-        <w:t>{{ PARTS_CEDEES }} parts sociales de la societe sus-designee,</w:t>
-      </w:r>
-    </w:p>
-    <w:p>
-      <w:r>
-        <w:rPr>
-          <w:sz w:val="22"/>
-        </w:rPr>
-        <w:t>pour un montant de {{ PRIX_TOTAL }} DH.</w:t>
+        <w:t>Aux termes d'un acte en date du {{ CESSION_DATE }}, {{ CEDANT_NOM_COMPLET }} a cede a {{ CESSIONNAIRE_NOM_COMPLET }} {{ PARTS_CEDEES }} parts sociales de la societe sus-designee, pour un montant de {{ PRIX_TOTAL }} DHS.</w:t>
+      </w:r>
+    </w:p>
+    <w:p>
+      <w:r>
+        <w:rPr>
+          <w:sz w:val="22"/>
+        </w:rPr>
+        <w:t>Le capital social est divise en {{ SOCIETE_PART_SOCIAL }} parts de {{ SOCIETE_VALEUR_NOMINALE }} DHS chacune.</w:t>
+      </w:r>
+    </w:p>
+    <w:p>
+      <w:r>
+        <w:rPr>
+          <w:sz w:val="22"/>
+        </w:rPr>
+        <w:t/>
+      </w:r>
+    </w:p>
+    <w:p>
+      <w:r>
+        <w:rPr>
+          <w:sz w:val="22"/>
+        </w:rPr>
+        <w:t/>
       </w:r>
     </w:p>
     <w:p>
